--- a/lessons/10-1-flagship/downloads/10-1-flagship-notes-teacher.docx
+++ b/lessons/10-1-flagship/downloads/10-1-flagship-notes-teacher.docx
@@ -14,7 +14,7 @@
           <w:sz w:val="18"/>
           <w:szCs w:val="18"/>
         </w:rPr>
-        <w:t xml:space="preserve">UNIT 10  ·  LESSON 1      STANDARD 6.G.2</w:t>
+        <w:t xml:space="preserve">UNIT 10  ·  LESSON 1      STANDARD 6.GR.2</w:t>
       </w:r>
     </w:p>
     <w:p>
@@ -2512,7 +2512,7 @@
           <w:sz w:val="21"/>
           <w:szCs w:val="21"/>
         </w:rPr>
-        <w:t xml:space="preserve">Start with:  When the net folds up, the ___ faces enclose a ___ that I can fill with unit cubes.</w:t>
+        <w:t xml:space="preserve">Start with:  When a problem felt tricky, I ___ to keep my work organized.</w:t>
       </w:r>
       <w:r>
         <w:rPr>
@@ -2523,7 +2523,7 @@
           <w:szCs w:val="19"/>
         </w:rPr>
         <w:br/>
-        <w:t xml:space="preserve">Cuando la red se dobla, las ___ caras encierran un ___ que puedo llenar con cubos unitarios.</w:t>
+        <w:t xml:space="preserve">Cuando un problema fue difícil, yo ___ para mantener mi trabajo organizado.</w:t>
       </w:r>
     </w:p>
     <w:p>
@@ -2608,6 +2608,32 @@
           <w:szCs w:val="19"/>
         </w:rPr>
         <w:t xml:space="preserve">Solve each problem. Show your thinking in the work box.</w:t>
+      </w:r>
+    </w:p>
+    <w:p>
+      <w:pPr>
+        <w:pStyle w:val="Heading2"/>
+        <w:spacing w:after="80" w:before="180"/>
+      </w:pPr>
+      <w:r>
+        <w:rPr>
+          <w:b/>
+          <w:bCs/>
+          <w:color w:val="12355B"/>
+          <w:sz w:val="24"/>
+          <w:szCs w:val="24"/>
+        </w:rPr>
+        <w:t xml:space="preserve">Level 1 Support</w:t>
+      </w:r>
+      <w:r>
+        <w:rPr>
+          <w:i/>
+          <w:iCs/>
+          <w:color w:val="1FA6A2"/>
+          <w:sz w:val="19"/>
+          <w:szCs w:val="19"/>
+        </w:rPr>
+        <w:t xml:space="preserve">   extra scaffolding</w:t>
       </w:r>
     </w:p>
     <w:p>
@@ -2742,6 +2768,32 @@
     </w:tbl>
     <w:p>
       <w:pPr>
+        <w:pStyle w:val="Heading2"/>
+        <w:spacing w:after="80" w:before="180"/>
+      </w:pPr>
+      <w:r>
+        <w:rPr>
+          <w:b/>
+          <w:bCs/>
+          <w:color w:val="12355B"/>
+          <w:sz w:val="24"/>
+          <w:szCs w:val="24"/>
+        </w:rPr>
+        <w:t xml:space="preserve">On Level</w:t>
+      </w:r>
+      <w:r>
+        <w:rPr>
+          <w:i/>
+          <w:iCs/>
+          <w:color w:val="12355B"/>
+          <w:sz w:val="19"/>
+          <w:szCs w:val="19"/>
+        </w:rPr>
+        <w:t xml:space="preserve">   grade-level practice</w:t>
+      </w:r>
+    </w:p>
+    <w:p>
+      <w:pPr>
         <w:keepNext/>
         <w:spacing w:after="60" w:before="160"/>
       </w:pPr>
@@ -2872,266 +2924,6 @@
     </w:tbl>
     <w:p>
       <w:pPr>
-        <w:keepNext/>
-        <w:spacing w:after="60" w:before="160"/>
-      </w:pPr>
-      <w:r>
-        <w:rPr>
-          <w:b/>
-          <w:bCs/>
-          <w:color w:val="12355B"/>
-          <w:sz w:val="22"/>
-          <w:szCs w:val="22"/>
-        </w:rPr>
-        <w:t xml:space="preserve">3.  </w:t>
-      </w:r>
-      <w:r>
-        <w:rPr>
-          <w:b/>
-          <w:bCs/>
-          <w:sz w:val="21"/>
-          <w:szCs w:val="21"/>
-        </w:rPr>
-        <w:t xml:space="preserve">Blueprint 1: A time capsule box measures 4 in long, 3 in wide, and 2 in tall. How many unit cubes does it hold?</w:t>
-      </w:r>
-    </w:p>
-    <w:p>
-      <w:pPr>
-        <w:spacing w:after="40"/>
-        <w:ind w:left="420"/>
-      </w:pPr>
-      <w:r>
-        <w:rPr>
-          <w:sz w:val="20"/>
-          <w:szCs w:val="20"/>
-        </w:rPr>
-        <w:t xml:space="preserve">A)  24 cubic inches</w:t>
-      </w:r>
-    </w:p>
-    <w:p>
-      <w:pPr>
-        <w:spacing w:after="40"/>
-        <w:ind w:left="420"/>
-      </w:pPr>
-      <w:r>
-        <w:rPr>
-          <w:sz w:val="20"/>
-          <w:szCs w:val="20"/>
-        </w:rPr>
-        <w:t xml:space="preserve">B)  9 cubic inches</w:t>
-      </w:r>
-    </w:p>
-    <w:p>
-      <w:pPr>
-        <w:spacing w:after="40"/>
-        <w:ind w:left="420"/>
-      </w:pPr>
-      <w:r>
-        <w:rPr>
-          <w:sz w:val="20"/>
-          <w:szCs w:val="20"/>
-        </w:rPr>
-        <w:t xml:space="preserve">C)  14 cubic inches</w:t>
-      </w:r>
-    </w:p>
-    <w:p>
-      <w:pPr>
-        <w:spacing w:after="40"/>
-        <w:ind w:left="420"/>
-      </w:pPr>
-      <w:r>
-        <w:rPr>
-          <w:sz w:val="20"/>
-          <w:szCs w:val="20"/>
-        </w:rPr>
-        <w:t xml:space="preserve">D)  24 square inches</w:t>
-      </w:r>
-    </w:p>
-    <w:p>
-      <w:pPr>
-        <w:spacing w:after="20"/>
-      </w:pPr>
-      <w:r>
-        <w:t xml:space="preserve"/>
-      </w:r>
-    </w:p>
-    <w:tbl>
-      <w:tblPr>
-        <w:tblW w:type="pct" w:w="100%"/>
-        <w:tblBorders>
-          <w:top w:val="single" w:color="C7D2DD" w:sz="6"/>
-          <w:left w:val="single" w:color="C7D2DD" w:sz="6"/>
-          <w:bottom w:val="single" w:color="C7D2DD" w:sz="6"/>
-          <w:right w:val="single" w:color="C7D2DD" w:sz="6"/>
-          <w:insideH w:val="single" w:color="auto" w:sz="4"/>
-          <w:insideV w:val="single" w:color="auto" w:sz="4"/>
-        </w:tblBorders>
-      </w:tblPr>
-      <w:tblGrid>
-        <w:gridCol w:w="100"/>
-      </w:tblGrid>
-      <w:tr>
-        <w:tc>
-          <w:tcPr>
-            <w:shd w:fill="FBF3E2" w:color="auto" w:val="clear"/>
-            <w:tcMar>
-              <w:top w:type="dxa" w:w="60"/>
-              <w:left w:type="dxa" w:w="120"/>
-              <w:bottom w:type="dxa" w:w="60"/>
-              <w:right w:type="dxa" w:w="120"/>
-            </w:tcMar>
-          </w:tcPr>
-          <w:p>
-            <w:pPr>
-              <w:spacing w:after="0" w:line="320"/>
-            </w:pPr>
-            <w:r>
-              <w:t xml:space="preserve"/>
-            </w:r>
-          </w:p>
-          <w:p>
-            <w:pPr>
-              <w:spacing w:after="0" w:line="320"/>
-            </w:pPr>
-            <w:r>
-              <w:t xml:space="preserve"/>
-            </w:r>
-          </w:p>
-        </w:tc>
-      </w:tr>
-    </w:tbl>
-    <w:p>
-      <w:pPr>
-        <w:keepNext/>
-        <w:spacing w:after="60" w:before="160"/>
-      </w:pPr>
-      <w:r>
-        <w:rPr>
-          <w:b/>
-          <w:bCs/>
-          <w:color w:val="12355B"/>
-          <w:sz w:val="22"/>
-          <w:szCs w:val="22"/>
-        </w:rPr>
-        <w:t xml:space="preserve">4.  </w:t>
-      </w:r>
-      <w:r>
-        <w:rPr>
-          <w:b/>
-          <w:bCs/>
-          <w:sz w:val="21"/>
-          <w:szCs w:val="21"/>
-        </w:rPr>
-        <w:t xml:space="preserve">Blueprint 2: A capsule must hold exactly 72 cubic inches. Its length is 6 in and its width is 4 in. What height does the engineer need?</w:t>
-      </w:r>
-    </w:p>
-    <w:p>
-      <w:pPr>
-        <w:spacing w:after="40"/>
-        <w:ind w:left="420"/>
-      </w:pPr>
-      <w:r>
-        <w:rPr>
-          <w:sz w:val="20"/>
-          <w:szCs w:val="20"/>
-        </w:rPr>
-        <w:t xml:space="preserve">A)  3 in</w:t>
-      </w:r>
-    </w:p>
-    <w:p>
-      <w:pPr>
-        <w:spacing w:after="40"/>
-        <w:ind w:left="420"/>
-      </w:pPr>
-      <w:r>
-        <w:rPr>
-          <w:sz w:val="20"/>
-          <w:szCs w:val="20"/>
-        </w:rPr>
-        <w:t xml:space="preserve">B)  12 in</w:t>
-      </w:r>
-    </w:p>
-    <w:p>
-      <w:pPr>
-        <w:spacing w:after="40"/>
-        <w:ind w:left="420"/>
-      </w:pPr>
-      <w:r>
-        <w:rPr>
-          <w:sz w:val="20"/>
-          <w:szCs w:val="20"/>
-        </w:rPr>
-        <w:t xml:space="preserve">C)  62 in</w:t>
-      </w:r>
-    </w:p>
-    <w:p>
-      <w:pPr>
-        <w:spacing w:after="40"/>
-        <w:ind w:left="420"/>
-      </w:pPr>
-      <w:r>
-        <w:rPr>
-          <w:sz w:val="20"/>
-          <w:szCs w:val="20"/>
-        </w:rPr>
-        <w:t xml:space="preserve">D)  9 in</w:t>
-      </w:r>
-    </w:p>
-    <w:p>
-      <w:pPr>
-        <w:spacing w:after="20"/>
-      </w:pPr>
-      <w:r>
-        <w:t xml:space="preserve"/>
-      </w:r>
-    </w:p>
-    <w:tbl>
-      <w:tblPr>
-        <w:tblW w:type="pct" w:w="100%"/>
-        <w:tblBorders>
-          <w:top w:val="single" w:color="C7D2DD" w:sz="6"/>
-          <w:left w:val="single" w:color="C7D2DD" w:sz="6"/>
-          <w:bottom w:val="single" w:color="C7D2DD" w:sz="6"/>
-          <w:right w:val="single" w:color="C7D2DD" w:sz="6"/>
-          <w:insideH w:val="single" w:color="auto" w:sz="4"/>
-          <w:insideV w:val="single" w:color="auto" w:sz="4"/>
-        </w:tblBorders>
-      </w:tblPr>
-      <w:tblGrid>
-        <w:gridCol w:w="100"/>
-      </w:tblGrid>
-      <w:tr>
-        <w:tc>
-          <w:tcPr>
-            <w:shd w:fill="FBF3E2" w:color="auto" w:val="clear"/>
-            <w:tcMar>
-              <w:top w:type="dxa" w:w="60"/>
-              <w:left w:type="dxa" w:w="120"/>
-              <w:bottom w:type="dxa" w:w="60"/>
-              <w:right w:type="dxa" w:w="120"/>
-            </w:tcMar>
-          </w:tcPr>
-          <w:p>
-            <w:pPr>
-              <w:spacing w:after="0" w:line="320"/>
-            </w:pPr>
-            <w:r>
-              <w:t xml:space="preserve"/>
-            </w:r>
-          </w:p>
-          <w:p>
-            <w:pPr>
-              <w:spacing w:after="0" w:line="320"/>
-            </w:pPr>
-            <w:r>
-              <w:t xml:space="preserve"/>
-            </w:r>
-          </w:p>
-        </w:tc>
-      </w:tr>
-    </w:tbl>
-    <w:p>
-      <w:pPr>
         <w:pStyle w:val="Heading1"/>
         <w:pageBreakBefore/>
         <w:pBdr>
@@ -3500,23 +3292,17 @@
     </w:p>
     <w:p>
       <w:pPr>
-        <w:spacing w:after="80"/>
-      </w:pPr>
-      <w:r>
-        <w:rPr>
-          <w:b/>
-          <w:bCs/>
-          <w:sz w:val="21"/>
-          <w:szCs w:val="21"/>
-        </w:rPr>
-        <w:t xml:space="preserve">1.  </w:t>
-      </w:r>
-      <w:r>
-        <w:rPr>
-          <w:sz w:val="21"/>
-          <w:szCs w:val="21"/>
-        </w:rPr>
-        <w:t xml:space="preserve">A)  Cubic inches (in³)</w:t>
+        <w:spacing w:after="100"/>
+      </w:pPr>
+      <w:r>
+        <w:rPr>
+          <w:b/>
+          <w:bCs/>
+          <w:color w:val="B97A12"/>
+          <w:sz w:val="20"/>
+          <w:szCs w:val="20"/>
+        </w:rPr>
+        <w:t xml:space="preserve">Watch for this mistake:  </w:t>
       </w:r>
       <w:r>
         <w:rPr>
@@ -3526,7 +3312,23 @@
           <w:sz w:val="19"/>
           <w:szCs w:val="19"/>
         </w:rPr>
-        <w:t xml:space="preserve">  — Volume measures 3D space, so it uses cubic units like in³. Square units (in²) are for area, and inches are for length.</w:t>
+        <w:t xml:space="preserve">The most common mistake in Volume with Whole Number Edges is adding the three edges instead of multiplying them — writing 6 + 4 + 3 = 13 instead of 6 × 4 × 3 = 72. Volume counts the unit cubes that pack a 3D space, so all three edges must be multiplied, not added, and the answer must be labeled in cubic units (like in³), not square units or a bare number.</w:t>
+      </w:r>
+    </w:p>
+    <w:p>
+      <w:pPr>
+        <w:pStyle w:val="Heading2"/>
+        <w:spacing w:after="80" w:before="180"/>
+      </w:pPr>
+      <w:r>
+        <w:rPr>
+          <w:b/>
+          <w:bCs/>
+          <w:color w:val="12355B"/>
+          <w:sz w:val="24"/>
+          <w:szCs w:val="24"/>
+        </w:rPr>
+        <w:t xml:space="preserve">Level 1 Support</w:t>
       </w:r>
     </w:p>
     <w:p>
@@ -3540,14 +3342,14 @@
           <w:sz w:val="21"/>
           <w:szCs w:val="21"/>
         </w:rPr>
-        <w:t xml:space="preserve">2.  </w:t>
-      </w:r>
-      <w:r>
-        <w:rPr>
-          <w:sz w:val="21"/>
-          <w:szCs w:val="21"/>
-        </w:rPr>
-        <w:t xml:space="preserve">A)  Bin B by 12 in³</w:t>
+        <w:t xml:space="preserve">1.  </w:t>
+      </w:r>
+      <w:r>
+        <w:rPr>
+          <w:sz w:val="21"/>
+          <w:szCs w:val="21"/>
+        </w:rPr>
+        <w:t xml:space="preserve">A)  Cubic inches (in³)</w:t>
       </w:r>
       <w:r>
         <w:rPr>
@@ -3557,7 +3359,23 @@
           <w:sz w:val="19"/>
           <w:szCs w:val="19"/>
         </w:rPr>
-        <w:t xml:space="preserve">  — Bin A: 8 × 6 × 5 = 240 in³. Bin B: 9 × 4 × 7 = 252 in³. Bin B holds 12 in³ more.</w:t>
+        <w:t xml:space="preserve">  — Volume measures 3D space, so it uses cubic units like in³. Square units (in²) are for area, and inches are for length.</w:t>
+      </w:r>
+    </w:p>
+    <w:p>
+      <w:pPr>
+        <w:pStyle w:val="Heading2"/>
+        <w:spacing w:after="80" w:before="180"/>
+      </w:pPr>
+      <w:r>
+        <w:rPr>
+          <w:b/>
+          <w:bCs/>
+          <w:color w:val="12355B"/>
+          <w:sz w:val="24"/>
+          <w:szCs w:val="24"/>
+        </w:rPr>
+        <w:t xml:space="preserve">On Level</w:t>
       </w:r>
     </w:p>
     <w:p>
@@ -3571,14 +3389,14 @@
           <w:sz w:val="21"/>
           <w:szCs w:val="21"/>
         </w:rPr>
-        <w:t xml:space="preserve">3.  </w:t>
-      </w:r>
-      <w:r>
-        <w:rPr>
-          <w:sz w:val="21"/>
-          <w:szCs w:val="21"/>
-        </w:rPr>
-        <w:t xml:space="preserve">A)  24 cubic inches</w:t>
+        <w:t xml:space="preserve">2.  </w:t>
+      </w:r>
+      <w:r>
+        <w:rPr>
+          <w:sz w:val="21"/>
+          <w:szCs w:val="21"/>
+        </w:rPr>
+        <w:t xml:space="preserve">A)  Bin B by 12 in³</w:t>
       </w:r>
       <w:r>
         <w:rPr>
@@ -3588,38 +3406,7 @@
           <w:sz w:val="19"/>
           <w:szCs w:val="19"/>
         </w:rPr>
-        <w:t xml:space="preserve">  — V = l × w × h = 4 × 3 × 2 = 24 cubic inches. The box fills 2 layers of 12 cubes each (4 × 3 = 12, then × 2 = 24).</w:t>
-      </w:r>
-    </w:p>
-    <w:p>
-      <w:pPr>
-        <w:spacing w:after="80"/>
-      </w:pPr>
-      <w:r>
-        <w:rPr>
-          <w:b/>
-          <w:bCs/>
-          <w:sz w:val="21"/>
-          <w:szCs w:val="21"/>
-        </w:rPr>
-        <w:t xml:space="preserve">4.  </w:t>
-      </w:r>
-      <w:r>
-        <w:rPr>
-          <w:sz w:val="21"/>
-          <w:szCs w:val="21"/>
-        </w:rPr>
-        <w:t xml:space="preserve">A)  3 in</w:t>
-      </w:r>
-      <w:r>
-        <w:rPr>
-          <w:i/>
-          <w:iCs/>
-          <w:color w:val="5F6F80"/>
-          <w:sz w:val="19"/>
-          <w:szCs w:val="19"/>
-        </w:rPr>
-        <w:t xml:space="preserve">  — V = l × w × h → 72 = 6 × 4 × h → 72 = 24 × h → h = 72 ÷ 24 = 3 in.</w:t>
+        <w:t xml:space="preserve">  — Bin A: 8 × 6 × 5 = 240 in³. Bin B: 9 × 4 × 7 = 252 in³. Bin B holds 12 in³ more.</w:t>
       </w:r>
     </w:p>
     <w:p>

--- a/lessons/10-1-flagship/downloads/10-1-flagship-notes-teacher.docx
+++ b/lessons/10-1-flagship/downloads/10-1-flagship-notes-teacher.docx
@@ -1423,7 +1423,22 @@
           <w:sz w:val="30"/>
           <w:szCs w:val="30"/>
         </w:rPr>
-        <w:t xml:space="preserve">Worked Example</w:t>
+        <w:t xml:space="preserve">Write About the Math</w:t>
+      </w:r>
+    </w:p>
+    <w:p>
+      <w:pPr>
+        <w:spacing w:after="100"/>
+      </w:pPr>
+      <w:r>
+        <w:rPr>
+          <w:i/>
+          <w:iCs/>
+          <w:color w:val="5F6F80"/>
+          <w:sz w:val="19"/>
+          <w:szCs w:val="19"/>
+        </w:rPr>
+        <w:t xml:space="preserve">Use the support level you need. Every level answers the same math question.</w:t>
       </w:r>
     </w:p>
     <w:p>
@@ -1439,17 +1454,17 @@
           <w:sz w:val="24"/>
           <w:szCs w:val="24"/>
         </w:rPr>
-        <w:t xml:space="preserve">Watch &amp; Read</w:t>
+        <w:t xml:space="preserve">1. Understand the Question</w:t>
       </w:r>
       <w:r>
         <w:rPr>
           <w:i/>
           <w:iCs/>
-          <w:color w:val="1FA6A2"/>
-          <w:sz w:val="19"/>
-          <w:szCs w:val="19"/>
-        </w:rPr>
-        <w:t xml:space="preserve">   I Do — follow along with your teacher</w:t>
+          <w:color w:val="B97A12"/>
+          <w:sz w:val="19"/>
+          <w:szCs w:val="19"/>
+        </w:rPr>
+        <w:t xml:space="preserve">   explain</w:t>
       </w:r>
     </w:p>
     <w:tbl>
@@ -1484,25 +1499,44 @@
             </w:pPr>
             <w:r>
               <w:rPr>
+                <w:color w:val="1A2733"/>
+                <w:sz w:val="21"/>
+                <w:szCs w:val="21"/>
+              </w:rPr>
+              <w:t xml:space="preserve">In the Fold Shop you fold a flat net into a closed box. How does folding the net help you understand what the volume V = l × w × h actually measures?</w:t>
+            </w:r>
+          </w:p>
+          <w:p>
+            <w:pPr>
+              <w:spacing w:after="0"/>
+            </w:pPr>
+            <w:r>
+              <w:rPr>
                 <w:b/>
                 <w:bCs/>
                 <w:color w:val="12355B"/>
-                <w:sz w:val="22"/>
-                <w:szCs w:val="22"/>
-              </w:rPr>
-              <w:t xml:space="preserve">Time Capsule Project</w:t>
-            </w:r>
-          </w:p>
-          <w:p>
-            <w:pPr>
-              <w:spacing w:after="0"/>
-            </w:pPr>
-            <w:r>
-              <w:rPr>
-                <w:sz w:val="21"/>
-                <w:szCs w:val="21"/>
-              </w:rPr>
-              <w:t xml:space="preserve">Your team is building time capsule containers to store class memories. Each container is a rectangular prism, and you need to figure out how much each one can hold. That means calculating the volume using whole number dimensions!</w:t>
+                <w:sz w:val="20"/>
+                <w:szCs w:val="20"/>
+              </w:rPr>
+              <w:t xml:space="preserve">Your job:  </w:t>
+            </w:r>
+            <w:r>
+              <w:rPr>
+                <w:sz w:val="20"/>
+                <w:szCs w:val="20"/>
+              </w:rPr>
+              <w:t xml:space="preserve">Answer the question. Use math evidence. Explain how the evidence proves your answer.</w:t>
+            </w:r>
+            <w:r>
+              <w:rPr>
+                <w:i/>
+                <w:iCs/>
+                <w:color w:val="5F6F80"/>
+                <w:sz w:val="18"/>
+                <w:szCs w:val="18"/>
+              </w:rPr>
+              <w:br/>
+              <w:t xml:space="preserve">Responde la pregunta. Usa evidencia matemática. Explica cómo la evidencia demuestra tu respuesta.</w:t>
             </w:r>
           </w:p>
         </w:tc>
@@ -1510,94 +1544,6 @@
     </w:tbl>
     <w:p>
       <w:pPr>
-        <w:spacing w:after="80"/>
-      </w:pPr>
-      <w:r>
-        <w:t xml:space="preserve"/>
-      </w:r>
-    </w:p>
-    <w:p>
-      <w:pPr>
-        <w:spacing w:after="50" w:before="60"/>
-      </w:pPr>
-      <w:r>
-        <w:rPr>
-          <w:b/>
-          <w:bCs/>
-          <w:color w:val="12355B"/>
-          <w:sz w:val="21"/>
-          <w:szCs w:val="21"/>
-        </w:rPr>
-        <w:t xml:space="preserve">Think about:</w:t>
-      </w:r>
-    </w:p>
-    <w:p>
-      <w:pPr>
-        <w:spacing w:after="40"/>
-        <w:ind w:left="300"/>
-      </w:pPr>
-      <w:r>
-        <w:rPr>
-          <w:sz w:val="20"/>
-          <w:szCs w:val="20"/>
-        </w:rPr>
-        <w:t xml:space="preserve">•  What three measurements do you need to find the volume of a box?</w:t>
-      </w:r>
-    </w:p>
-    <w:p>
-      <w:pPr>
-        <w:spacing w:after="40"/>
-        <w:ind w:left="300"/>
-      </w:pPr>
-      <w:r>
-        <w:rPr>
-          <w:sz w:val="20"/>
-          <w:szCs w:val="20"/>
-        </w:rPr>
-        <w:t xml:space="preserve">•  What does volume tell us about a container?</w:t>
-      </w:r>
-    </w:p>
-    <w:p>
-      <w:pPr>
-        <w:spacing w:after="40"/>
-        <w:ind w:left="300"/>
-      </w:pPr>
-      <w:r>
-        <w:rPr>
-          <w:sz w:val="20"/>
-          <w:szCs w:val="20"/>
-        </w:rPr>
-        <w:t xml:space="preserve">•  How is volume different from the area of one face?</w:t>
-      </w:r>
-    </w:p>
-    <w:p>
-      <w:pPr>
-        <w:spacing w:after="40"/>
-        <w:ind w:left="300"/>
-      </w:pPr>
-      <w:r>
-        <w:rPr>
-          <w:sz w:val="20"/>
-          <w:szCs w:val="20"/>
-        </w:rPr>
-        <w:t xml:space="preserve">•  If two containers have the same volume, must they have the same shape?</w:t>
-      </w:r>
-    </w:p>
-    <w:p>
-      <w:pPr>
-        <w:spacing w:after="40"/>
-        <w:ind w:left="300"/>
-      </w:pPr>
-      <w:r>
-        <w:rPr>
-          <w:sz w:val="20"/>
-          <w:szCs w:val="20"/>
-        </w:rPr>
-        <w:t xml:space="preserve">•  What happens to the volume if you double just one dimension?</w:t>
-      </w:r>
-    </w:p>
-    <w:p>
-      <w:pPr>
         <w:pStyle w:val="Heading2"/>
         <w:spacing w:after="80" w:before="180"/>
       </w:pPr>
@@ -1609,7 +1555,7 @@
           <w:sz w:val="24"/>
           <w:szCs w:val="24"/>
         </w:rPr>
-        <w:t xml:space="preserve">Solved Example</w:t>
+        <w:t xml:space="preserve">2. Plan Your Math Words</w:t>
       </w:r>
       <w:r>
         <w:rPr>
@@ -1619,150 +1565,299 @@
           <w:sz w:val="19"/>
           <w:szCs w:val="19"/>
         </w:rPr>
-        <w:t xml:space="preserve">   I Do — watch each step</w:t>
-      </w:r>
-    </w:p>
-    <w:p>
-      <w:pPr>
-        <w:keepNext/>
-        <w:spacing w:after="40"/>
-      </w:pPr>
-      <w:r>
-        <w:rPr>
-          <w:b/>
-          <w:bCs/>
-          <w:color w:val="12355B"/>
-          <w:sz w:val="21"/>
-          <w:szCs w:val="21"/>
-        </w:rPr>
-        <w:t xml:space="preserve">Problem:  </w:t>
-      </w:r>
-      <w:r>
-        <w:rPr>
-          <w:sz w:val="21"/>
-          <w:szCs w:val="21"/>
-        </w:rPr>
-        <w:t xml:space="preserve">What is the volume of a rectangular prism with l = 7 in, w = 3 in, h = 4 in?</w:t>
-      </w:r>
-    </w:p>
-    <w:p>
-      <w:pPr>
-        <w:spacing w:after="30"/>
-        <w:ind w:left="420"/>
-      </w:pPr>
-      <w:r>
-        <w:rPr>
+        <w:t xml:space="preserve">   check at least two</w:t>
+      </w:r>
+    </w:p>
+    <w:p>
+      <w:pPr>
+        <w:spacing w:after="60"/>
+      </w:pPr>
+      <w:r>
+        <w:rPr>
+          <w:b/>
+          <w:bCs/>
+          <w:color w:val="1FA6A2"/>
+          <w:sz w:val="22"/>
+          <w:szCs w:val="22"/>
+        </w:rPr>
+        <w:t xml:space="preserve">☐  </w:t>
+      </w:r>
+      <w:r>
+        <w:rPr>
+          <w:b/>
+          <w:bCs/>
+          <w:color w:val="12355B"/>
           <w:sz w:val="20"/>
           <w:szCs w:val="20"/>
         </w:rPr>
-        <w:t xml:space="preserve">A)  84 in³</w:t>
-      </w:r>
-    </w:p>
-    <w:p>
-      <w:pPr>
-        <w:spacing w:after="30"/>
-        <w:ind w:left="420"/>
-      </w:pPr>
+        <w:t xml:space="preserve">Volume — </w:t>
+      </w:r>
       <w:r>
         <w:rPr>
           <w:sz w:val="20"/>
           <w:szCs w:val="20"/>
         </w:rPr>
-        <w:t xml:space="preserve">B)  14 in³</w:t>
-      </w:r>
-    </w:p>
-    <w:p>
-      <w:pPr>
-        <w:spacing w:after="30"/>
-        <w:ind w:left="420"/>
-      </w:pPr>
-      <w:r>
-        <w:rPr>
+        <w:t xml:space="preserve">How much space is inside a solid shape.</w:t>
+      </w:r>
+      <w:r>
+        <w:rPr>
+          <w:i/>
+          <w:iCs/>
+          <w:color w:val="5F6F80"/>
+          <w:sz w:val="18"/>
+          <w:szCs w:val="18"/>
+        </w:rPr>
+        <w:br/>
+        <w:t xml:space="preserve">Volumen — Cuánto espacio hay dentro de una figura sólida.</w:t>
+      </w:r>
+    </w:p>
+    <w:p>
+      <w:pPr>
+        <w:spacing w:after="60"/>
+      </w:pPr>
+      <w:r>
+        <w:rPr>
+          <w:b/>
+          <w:bCs/>
+          <w:color w:val="1FA6A2"/>
+          <w:sz w:val="22"/>
+          <w:szCs w:val="22"/>
+        </w:rPr>
+        <w:t xml:space="preserve">☐  </w:t>
+      </w:r>
+      <w:r>
+        <w:rPr>
+          <w:b/>
+          <w:bCs/>
+          <w:color w:val="12355B"/>
           <w:sz w:val="20"/>
           <w:szCs w:val="20"/>
         </w:rPr>
-        <w:t xml:space="preserve">C)  84 in²</w:t>
-      </w:r>
-    </w:p>
-    <w:p>
-      <w:pPr>
-        <w:spacing w:after="30"/>
-        <w:ind w:left="420"/>
-      </w:pPr>
+        <w:t xml:space="preserve">Rectangular prism — </w:t>
+      </w:r>
       <w:r>
         <w:rPr>
           <w:sz w:val="20"/>
           <w:szCs w:val="20"/>
         </w:rPr>
-        <w:t xml:space="preserve">D)  42 in³</w:t>
-      </w:r>
-    </w:p>
-    <w:p>
-      <w:pPr>
-        <w:spacing w:after="20" w:before="50"/>
+        <w:t xml:space="preserve">A solid box shape with six flat rectangle sides.</w:t>
+      </w:r>
+      <w:r>
+        <w:rPr>
+          <w:i/>
+          <w:iCs/>
+          <w:color w:val="5F6F80"/>
+          <w:sz w:val="18"/>
+          <w:szCs w:val="18"/>
+        </w:rPr>
+        <w:br/>
+        <w:t xml:space="preserve">Prisma rectangular — Una figura sólida en forma de caja con seis lados rectangulares.</w:t>
+      </w:r>
+    </w:p>
+    <w:p>
+      <w:pPr>
+        <w:spacing w:after="60"/>
       </w:pPr>
       <w:r>
         <w:rPr>
           <w:b/>
           <w:bCs/>
           <w:color w:val="1FA6A2"/>
-          <w:sz w:val="21"/>
-          <w:szCs w:val="21"/>
-        </w:rPr>
-        <w:t xml:space="preserve">Step 1:  </w:t>
-      </w:r>
-      <w:r>
-        <w:rPr>
-          <w:sz w:val="21"/>
-          <w:szCs w:val="21"/>
-        </w:rPr>
-        <w:t xml:space="preserve">V = l × w × h = 7 × 3 × 4 = 84 cubic inches.</w:t>
-      </w:r>
-    </w:p>
-    <w:p>
-      <w:pPr>
-        <w:spacing w:after="40" w:before="60"/>
-      </w:pPr>
-      <w:r>
-        <w:rPr>
-          <w:b/>
-          <w:bCs/>
-          <w:color w:val="12355B"/>
-          <w:sz w:val="21"/>
-          <w:szCs w:val="21"/>
-        </w:rPr>
-        <w:t xml:space="preserve">Answer:  </w:t>
-      </w:r>
-      <w:r>
-        <w:rPr>
-          <w:b/>
-          <w:bCs/>
-          <w:sz w:val="21"/>
-          <w:szCs w:val="21"/>
-        </w:rPr>
-        <w:t xml:space="preserve">A. 84 in³</w:t>
-      </w:r>
-    </w:p>
-    <w:p>
-      <w:pPr>
-        <w:pStyle w:val="Heading1"/>
-        <w:pageBreakBefore/>
-        <w:pBdr>
-          <w:bottom w:val="single" w:color="1FA6A2" w:sz="14" w:space="6"/>
-        </w:pBdr>
-        <w:spacing w:after="140" w:before="0"/>
-      </w:pPr>
-      <w:r>
-        <w:rPr>
-          <w:b/>
-          <w:bCs/>
-          <w:color w:val="12355B"/>
-          <w:sz w:val="30"/>
-          <w:szCs w:val="30"/>
-        </w:rPr>
-        <w:t xml:space="preserve">Guided Practice</w:t>
-      </w:r>
-    </w:p>
+          <w:sz w:val="22"/>
+          <w:szCs w:val="22"/>
+        </w:rPr>
+        <w:t xml:space="preserve">☐  </w:t>
+      </w:r>
+      <w:r>
+        <w:rPr>
+          <w:b/>
+          <w:bCs/>
+          <w:color w:val="12355B"/>
+          <w:sz w:val="20"/>
+          <w:szCs w:val="20"/>
+        </w:rPr>
+        <w:t xml:space="preserve">Cubic units — </w:t>
+      </w:r>
+      <w:r>
+        <w:rPr>
+          <w:sz w:val="20"/>
+          <w:szCs w:val="20"/>
+        </w:rPr>
+        <w:t xml:space="preserve">The units used to measure space inside, like cubic inches.</w:t>
+      </w:r>
+      <w:r>
+        <w:rPr>
+          <w:i/>
+          <w:iCs/>
+          <w:color w:val="5F6F80"/>
+          <w:sz w:val="18"/>
+          <w:szCs w:val="18"/>
+        </w:rPr>
+        <w:br/>
+        <w:t xml:space="preserve">Unidades cúbicas — Las unidades para medir el espacio interior, como pulgadas cúbicas.</w:t>
+      </w:r>
+    </w:p>
+    <w:p>
+      <w:pPr>
+        <w:spacing w:after="60"/>
+      </w:pPr>
+      <w:r>
+        <w:rPr>
+          <w:b/>
+          <w:bCs/>
+          <w:color w:val="1FA6A2"/>
+          <w:sz w:val="22"/>
+          <w:szCs w:val="22"/>
+        </w:rPr>
+        <w:t xml:space="preserve">☐  </w:t>
+      </w:r>
+      <w:r>
+        <w:rPr>
+          <w:b/>
+          <w:bCs/>
+          <w:color w:val="12355B"/>
+          <w:sz w:val="20"/>
+          <w:szCs w:val="20"/>
+        </w:rPr>
+        <w:t xml:space="preserve">Net — </w:t>
+      </w:r>
+      <w:r>
+        <w:rPr>
+          <w:sz w:val="20"/>
+          <w:szCs w:val="20"/>
+        </w:rPr>
+        <w:t xml:space="preserve">A flat shape that folds up into a solid.</w:t>
+      </w:r>
+      <w:r>
+        <w:rPr>
+          <w:i/>
+          <w:iCs/>
+          <w:color w:val="5F6F80"/>
+          <w:sz w:val="18"/>
+          <w:szCs w:val="18"/>
+        </w:rPr>
+        <w:br/>
+        <w:t xml:space="preserve">Plantilla (desarrollo plano) — Una figura plana que se dobla y forma un sólido.</w:t>
+      </w:r>
+    </w:p>
+    <w:p>
+      <w:pPr>
+        <w:spacing w:after="60"/>
+      </w:pPr>
+      <w:r>
+        <w:rPr>
+          <w:b/>
+          <w:bCs/>
+          <w:color w:val="1FA6A2"/>
+          <w:sz w:val="22"/>
+          <w:szCs w:val="22"/>
+        </w:rPr>
+        <w:t xml:space="preserve">☐  </w:t>
+      </w:r>
+      <w:r>
+        <w:rPr>
+          <w:b/>
+          <w:bCs/>
+          <w:color w:val="12355B"/>
+          <w:sz w:val="20"/>
+          <w:szCs w:val="20"/>
+        </w:rPr>
+        <w:t xml:space="preserve">Edge — </w:t>
+      </w:r>
+      <w:r>
+        <w:rPr>
+          <w:sz w:val="20"/>
+          <w:szCs w:val="20"/>
+        </w:rPr>
+        <w:t xml:space="preserve">The line where two flat sides of a solid meet.</w:t>
+      </w:r>
+      <w:r>
+        <w:rPr>
+          <w:i/>
+          <w:iCs/>
+          <w:color w:val="5F6F80"/>
+          <w:sz w:val="18"/>
+          <w:szCs w:val="18"/>
+        </w:rPr>
+        <w:br/>
+        <w:t xml:space="preserve">Arista — La línea donde se unen dos lados planos de un sólido.</w:t>
+      </w:r>
+    </w:p>
+    <w:tbl>
+      <w:tblPr>
+        <w:tblW w:type="pct" w:w="100%"/>
+        <w:tblBorders>
+          <w:top w:val="single" w:color="1FA6A2" w:sz="8"/>
+          <w:left w:val="single" w:color="1FA6A2" w:sz="8"/>
+          <w:bottom w:val="single" w:color="1FA6A2" w:sz="8"/>
+          <w:right w:val="single" w:color="1FA6A2" w:sz="8"/>
+          <w:insideH w:val="single" w:color="auto" w:sz="4"/>
+          <w:insideV w:val="single" w:color="auto" w:sz="4"/>
+        </w:tblBorders>
+      </w:tblPr>
+      <w:tblGrid>
+        <w:gridCol w:w="100"/>
+      </w:tblGrid>
+      <w:tr>
+        <w:tc>
+          <w:tcPr>
+            <w:shd w:fill="F7FFFD" w:color="auto" w:val="clear"/>
+            <w:tcMar>
+              <w:top w:type="dxa" w:w="120"/>
+              <w:left w:type="dxa" w:w="180"/>
+              <w:bottom w:type="dxa" w:w="120"/>
+              <w:right w:type="dxa" w:w="180"/>
+            </w:tcMar>
+          </w:tcPr>
+          <w:p>
+            <w:pPr>
+              <w:spacing w:after="50"/>
+            </w:pPr>
+            <w:r>
+              <w:rPr>
+                <w:b/>
+                <w:bCs/>
+                <w:color w:val="1FA6A2"/>
+                <w:sz w:val="20"/>
+                <w:szCs w:val="20"/>
+              </w:rPr>
+              <w:t xml:space="preserve">Say it first:  </w:t>
+            </w:r>
+            <w:r>
+              <w:rPr>
+                <w:sz w:val="20"/>
+                <w:szCs w:val="20"/>
+              </w:rPr>
+              <w:t xml:space="preserve">Say your idea to a partner or quietly to yourself before you write.</w:t>
+            </w:r>
+          </w:p>
+          <w:p>
+            <w:pPr>
+              <w:spacing w:after="60"/>
+            </w:pPr>
+            <w:r>
+              <w:rPr>
+                <w:color w:val="1A2733"/>
+                <w:sz w:val="21"/>
+                <w:szCs w:val="21"/>
+              </w:rPr>
+              <w:t xml:space="preserve">When the net folds up, the ___ faces enclose a ___ that I can fill with unit cubes.</w:t>
+            </w:r>
+            <w:r>
+              <w:rPr>
+                <w:i/>
+                <w:iCs/>
+                <w:color w:val="5F6F80"/>
+                <w:sz w:val="19"/>
+                <w:szCs w:val="19"/>
+              </w:rPr>
+              <w:br/>
+              <w:t xml:space="preserve">Cuando la red se dobla, las ___ caras encierran un ___ que puedo llenar con cubos unitarios.</w:t>
+            </w:r>
+          </w:p>
+        </w:tc>
+      </w:tr>
+    </w:tbl>
     <w:p>
       <w:pPr>
         <w:pStyle w:val="Heading2"/>
@@ -1776,181 +1871,17 @@
           <w:sz w:val="24"/>
           <w:szCs w:val="24"/>
         </w:rPr>
-        <w:t xml:space="preserve">Solve Together</w:t>
+        <w:t xml:space="preserve">3. Build Your Explanation</w:t>
       </w:r>
       <w:r>
         <w:rPr>
           <w:i/>
           <w:iCs/>
-          <w:color w:val="6B4FA0"/>
-          <w:sz w:val="19"/>
-          <w:szCs w:val="19"/>
-        </w:rPr>
-        <w:t xml:space="preserve">   We Do — work with your class</w:t>
-      </w:r>
-    </w:p>
-    <w:p>
-      <w:pPr>
-        <w:keepNext/>
-        <w:spacing w:after="40" w:before="40"/>
-      </w:pPr>
-      <w:r>
-        <w:rPr>
-          <w:b/>
-          <w:bCs/>
-          <w:color w:val="12355B"/>
-          <w:sz w:val="21"/>
-          <w:szCs w:val="21"/>
-        </w:rPr>
-        <w:t xml:space="preserve">Problem:  </w:t>
-      </w:r>
-      <w:r>
-        <w:rPr>
-          <w:sz w:val="21"/>
-          <w:szCs w:val="21"/>
-        </w:rPr>
-        <w:t xml:space="preserve">A time capsule box has a volume of 120 cm³. Its length is 10 cm and width is 4 cm. What is its height?</w:t>
-      </w:r>
-    </w:p>
-    <w:p>
-      <w:pPr>
-        <w:spacing w:after="30"/>
-        <w:ind w:left="420"/>
-      </w:pPr>
-      <w:r>
-        <w:rPr>
-          <w:sz w:val="20"/>
-          <w:szCs w:val="20"/>
-        </w:rPr>
-        <w:t xml:space="preserve">A)  3 cm</w:t>
-      </w:r>
-    </w:p>
-    <w:p>
-      <w:pPr>
-        <w:spacing w:after="30"/>
-        <w:ind w:left="420"/>
-      </w:pPr>
-      <w:r>
-        <w:rPr>
-          <w:sz w:val="20"/>
-          <w:szCs w:val="20"/>
-        </w:rPr>
-        <w:t xml:space="preserve">B)  6 cm</w:t>
-      </w:r>
-    </w:p>
-    <w:p>
-      <w:pPr>
-        <w:spacing w:after="30"/>
-        <w:ind w:left="420"/>
-      </w:pPr>
-      <w:r>
-        <w:rPr>
-          <w:sz w:val="20"/>
-          <w:szCs w:val="20"/>
-        </w:rPr>
-        <w:t xml:space="preserve">C)  4 cm</w:t>
-      </w:r>
-    </w:p>
-    <w:p>
-      <w:pPr>
-        <w:spacing w:after="30"/>
-        <w:ind w:left="420"/>
-      </w:pPr>
-      <w:r>
-        <w:rPr>
-          <w:sz w:val="20"/>
-          <w:szCs w:val="20"/>
-        </w:rPr>
-        <w:t xml:space="preserve">D)  12 cm</w:t>
-      </w:r>
-    </w:p>
-    <w:p>
-      <w:pPr>
-        <w:keepNext/>
-        <w:spacing w:after="0" w:before="50"/>
-      </w:pPr>
-      <w:r>
-        <w:rPr>
-          <w:b/>
-          <w:bCs/>
-          <w:color w:val="6B4FA0"/>
-          <w:sz w:val="21"/>
-          <w:szCs w:val="21"/>
-        </w:rPr>
-        <w:t xml:space="preserve">Step 1:</w:t>
-      </w:r>
-    </w:p>
-    <w:p>
-      <w:pPr>
-        <w:pBdr>
-          <w:bottom w:val="single" w:color="AFBECC" w:sz="6"/>
-        </w:pBdr>
-        <w:spacing w:after="30" w:before="150"/>
-      </w:pPr>
-      <w:r>
-        <w:t xml:space="preserve"/>
-      </w:r>
-    </w:p>
-    <w:p>
-      <w:pPr>
-        <w:keepNext/>
-        <w:spacing w:after="0" w:before="50"/>
-      </w:pPr>
-      <w:r>
-        <w:rPr>
-          <w:b/>
-          <w:bCs/>
-          <w:color w:val="6B4FA0"/>
-          <w:sz w:val="21"/>
-          <w:szCs w:val="21"/>
-        </w:rPr>
-        <w:t xml:space="preserve">Step 2:</w:t>
-      </w:r>
-    </w:p>
-    <w:p>
-      <w:pPr>
-        <w:pBdr>
-          <w:bottom w:val="single" w:color="AFBECC" w:sz="6"/>
-        </w:pBdr>
-        <w:spacing w:after="30" w:before="150"/>
-      </w:pPr>
-      <w:r>
-        <w:t xml:space="preserve"/>
-      </w:r>
-    </w:p>
-    <w:p>
-      <w:pPr>
-        <w:keepNext/>
-        <w:spacing w:after="0" w:before="60"/>
-      </w:pPr>
-      <w:r>
-        <w:rPr>
-          <w:b/>
-          <w:bCs/>
-          <w:color w:val="12355B"/>
-          <w:sz w:val="21"/>
-          <w:szCs w:val="21"/>
-        </w:rPr>
-        <w:t xml:space="preserve">Answer:</w:t>
-      </w:r>
-    </w:p>
-    <w:p>
-      <w:pPr>
-        <w:pBdr>
-          <w:bottom w:val="single" w:color="AFBECC" w:sz="6"/>
-        </w:pBdr>
-        <w:spacing w:after="30" w:before="150"/>
-      </w:pPr>
-      <w:r>
-        <w:t xml:space="preserve"/>
-      </w:r>
-    </w:p>
-    <w:p>
-      <w:pPr>
-        <w:spacing w:after="80"/>
-      </w:pPr>
-      <w:r>
-        <w:t xml:space="preserve"/>
+          <w:color w:val="B97A12"/>
+          <w:sz w:val="19"/>
+          <w:szCs w:val="19"/>
+        </w:rPr>
+        <w:t xml:space="preserve">   choose your support</w:t>
       </w:r>
     </w:p>
     <w:tbl>
@@ -1981,6 +1912,1371 @@
           </w:tcPr>
           <w:p>
             <w:pPr>
+              <w:spacing w:after="50"/>
+            </w:pPr>
+            <w:r>
+              <w:rPr>
+                <w:i/>
+                <w:iCs/>
+                <w:color w:val="5F6F80"/>
+                <w:sz w:val="19"/>
+                <w:szCs w:val="19"/>
+              </w:rPr>
+              <w:t xml:space="preserve">This model shows the parts of an explanation. It does not answer your writing question.</w:t>
+            </w:r>
+          </w:p>
+          <w:p>
+            <w:pPr>
+              <w:spacing w:after="80"/>
+            </w:pPr>
+            <w:r>
+              <w:rPr>
+                <w:b/>
+                <w:bCs/>
+                <w:color w:val="12355B"/>
+                <w:sz w:val="19"/>
+                <w:szCs w:val="19"/>
+              </w:rPr>
+              <w:t xml:space="preserve">Claim:  </w:t>
+            </w:r>
+            <w:r>
+              <w:rPr>
+                <w:sz w:val="19"/>
+                <w:szCs w:val="19"/>
+              </w:rPr>
+              <w:t xml:space="preserve">Volume measures space in three directions, so you need length, width, and height.</w:t>
+            </w:r>
+          </w:p>
+          <w:p>
+            <w:pPr>
+              <w:spacing w:after="80"/>
+            </w:pPr>
+            <w:r>
+              <w:rPr>
+                <w:b/>
+                <w:bCs/>
+                <w:color w:val="12355B"/>
+                <w:sz w:val="19"/>
+                <w:szCs w:val="19"/>
+              </w:rPr>
+              <w:t xml:space="preserve">Evidence:  </w:t>
+            </w:r>
+            <w:r>
+              <w:rPr>
+                <w:sz w:val="19"/>
+                <w:szCs w:val="19"/>
+              </w:rPr>
+              <w:t xml:space="preserve">Students explain volume is three-dimensional, so all three edges (length, width, height) are needed; two measurements only describe one flat face.</w:t>
+            </w:r>
+          </w:p>
+          <w:p>
+            <w:pPr>
+              <w:spacing w:after="80"/>
+            </w:pPr>
+            <w:r>
+              <w:rPr>
+                <w:b/>
+                <w:bCs/>
+                <w:color w:val="12355B"/>
+                <w:sz w:val="19"/>
+                <w:szCs w:val="19"/>
+              </w:rPr>
+              <w:t xml:space="preserve">Reasoning:  </w:t>
+            </w:r>
+            <w:r>
+              <w:rPr>
+                <w:sz w:val="19"/>
+                <w:szCs w:val="19"/>
+              </w:rPr>
+              <w:t xml:space="preserve">This evidence connects the definition of volume to the mathematical claim.</w:t>
+            </w:r>
+          </w:p>
+        </w:tc>
+      </w:tr>
+    </w:tbl>
+    <w:p>
+      <w:pPr>
+        <w:pStyle w:val="Heading2"/>
+        <w:spacing w:after="80" w:before="180"/>
+      </w:pPr>
+      <w:r>
+        <w:rPr>
+          <w:b/>
+          <w:bCs/>
+          <w:color w:val="12355B"/>
+          <w:sz w:val="24"/>
+          <w:szCs w:val="24"/>
+        </w:rPr>
+        <w:t xml:space="preserve">Start</w:t>
+      </w:r>
+      <w:r>
+        <w:rPr>
+          <w:i/>
+          <w:iCs/>
+          <w:color w:val="1FA6A2"/>
+          <w:sz w:val="19"/>
+          <w:szCs w:val="19"/>
+        </w:rPr>
+        <w:t xml:space="preserve">   Most language support</w:t>
+      </w:r>
+    </w:p>
+    <w:p>
+      <w:pPr>
+        <w:spacing w:after="60"/>
+      </w:pPr>
+      <w:r>
+        <w:rPr>
+          <w:color w:val="1A2733"/>
+          <w:sz w:val="21"/>
+          <w:szCs w:val="21"/>
+        </w:rPr>
+        <w:t xml:space="preserve">Complete the frames. Use the word bank.</w:t>
+      </w:r>
+      <w:r>
+        <w:rPr>
+          <w:i/>
+          <w:iCs/>
+          <w:color w:val="5F6F80"/>
+          <w:sz w:val="19"/>
+          <w:szCs w:val="19"/>
+        </w:rPr>
+        <w:br/>
+        <w:t xml:space="preserve">Completa las oraciones. Usa el banco de palabras.</w:t>
+      </w:r>
+    </w:p>
+    <w:p>
+      <w:pPr>
+        <w:spacing w:after="60"/>
+      </w:pPr>
+      <w:r>
+        <w:rPr>
+          <w:color w:val="1A2733"/>
+          <w:sz w:val="21"/>
+          <w:szCs w:val="21"/>
+        </w:rPr>
+        <w:t xml:space="preserve">When the net folds up, the ___ faces enclose a ___ that I can fill with unit cubes.</w:t>
+      </w:r>
+      <w:r>
+        <w:rPr>
+          <w:i/>
+          <w:iCs/>
+          <w:color w:val="5F6F80"/>
+          <w:sz w:val="19"/>
+          <w:szCs w:val="19"/>
+        </w:rPr>
+        <w:br/>
+        <w:t xml:space="preserve">Cuando la red se dobla, las ___ caras encierran un ___ que puedo llenar con cubos unitarios.</w:t>
+      </w:r>
+    </w:p>
+    <w:p>
+      <w:pPr>
+        <w:spacing w:after="60"/>
+      </w:pPr>
+      <w:r>
+        <w:rPr>
+          <w:color w:val="1A2733"/>
+          <w:sz w:val="21"/>
+          <w:szCs w:val="21"/>
+        </w:rPr>
+        <w:t xml:space="preserve">The volume is the number of ___ that fit inside, found by ___ × ___ × ___.</w:t>
+      </w:r>
+      <w:r>
+        <w:rPr>
+          <w:i/>
+          <w:iCs/>
+          <w:color w:val="5F6F80"/>
+          <w:sz w:val="19"/>
+          <w:szCs w:val="19"/>
+        </w:rPr>
+        <w:br/>
+        <w:t xml:space="preserve">El volumen es el número de ___ que caben dentro, hallado por ___ × ___ × ___.</w:t>
+      </w:r>
+    </w:p>
+    <w:tbl>
+      <w:tblPr>
+        <w:tblW w:type="pct" w:w="100%"/>
+        <w:tblBorders>
+          <w:top w:val="single" w:color="C7D2DD" w:sz="6"/>
+          <w:left w:val="single" w:color="C7D2DD" w:sz="6"/>
+          <w:bottom w:val="single" w:color="C7D2DD" w:sz="6"/>
+          <w:right w:val="single" w:color="C7D2DD" w:sz="6"/>
+          <w:insideH w:val="single" w:color="auto" w:sz="4"/>
+          <w:insideV w:val="single" w:color="auto" w:sz="4"/>
+        </w:tblBorders>
+      </w:tblPr>
+      <w:tblGrid>
+        <w:gridCol w:w="100"/>
+      </w:tblGrid>
+      <w:tr>
+        <w:tc>
+          <w:tcPr>
+            <w:shd w:fill="FBF3E2" w:color="auto" w:val="clear"/>
+            <w:tcMar>
+              <w:top w:type="dxa" w:w="60"/>
+              <w:left w:type="dxa" w:w="120"/>
+              <w:bottom w:type="dxa" w:w="60"/>
+              <w:right w:type="dxa" w:w="120"/>
+            </w:tcMar>
+          </w:tcPr>
+          <w:p>
+            <w:pPr>
+              <w:spacing w:after="0" w:line="320"/>
+            </w:pPr>
+            <w:r>
+              <w:t xml:space="preserve"/>
+            </w:r>
+          </w:p>
+          <w:p>
+            <w:pPr>
+              <w:spacing w:after="0" w:line="320"/>
+            </w:pPr>
+            <w:r>
+              <w:t xml:space="preserve"/>
+            </w:r>
+          </w:p>
+          <w:p>
+            <w:pPr>
+              <w:spacing w:after="0" w:line="320"/>
+            </w:pPr>
+            <w:r>
+              <w:t xml:space="preserve"/>
+            </w:r>
+          </w:p>
+        </w:tc>
+      </w:tr>
+    </w:tbl>
+    <w:p>
+      <w:pPr>
+        <w:pStyle w:val="Heading2"/>
+        <w:spacing w:after="80" w:before="180"/>
+      </w:pPr>
+      <w:r>
+        <w:rPr>
+          <w:b/>
+          <w:bCs/>
+          <w:color w:val="12355B"/>
+          <w:sz w:val="24"/>
+          <w:szCs w:val="24"/>
+        </w:rPr>
+        <w:t xml:space="preserve">Build</w:t>
+      </w:r>
+      <w:r>
+        <w:rPr>
+          <w:i/>
+          <w:iCs/>
+          <w:color w:val="B97A12"/>
+          <w:sz w:val="19"/>
+          <w:szCs w:val="19"/>
+        </w:rPr>
+        <w:t xml:space="preserve">   Some language support</w:t>
+      </w:r>
+    </w:p>
+    <w:p>
+      <w:pPr>
+        <w:spacing w:after="60"/>
+      </w:pPr>
+      <w:r>
+        <w:rPr>
+          <w:color w:val="1A2733"/>
+          <w:sz w:val="21"/>
+          <w:szCs w:val="21"/>
+        </w:rPr>
+        <w:t xml:space="preserve">Write two connected sentences. Use because, so, or but.</w:t>
+      </w:r>
+      <w:r>
+        <w:rPr>
+          <w:i/>
+          <w:iCs/>
+          <w:color w:val="5F6F80"/>
+          <w:sz w:val="19"/>
+          <w:szCs w:val="19"/>
+        </w:rPr>
+        <w:br/>
+        <w:t xml:space="preserve">Escribe dos oraciones conectadas. Usa porque, entonces o pero.</w:t>
+      </w:r>
+    </w:p>
+    <w:p>
+      <w:pPr>
+        <w:spacing w:after="60"/>
+      </w:pPr>
+      <w:r>
+        <w:rPr>
+          <w:color w:val="1A2733"/>
+          <w:sz w:val="21"/>
+          <w:szCs w:val="21"/>
+        </w:rPr>
+        <w:t xml:space="preserve">My claim is ___.</w:t>
+      </w:r>
+      <w:r>
+        <w:rPr>
+          <w:i/>
+          <w:iCs/>
+          <w:color w:val="5F6F80"/>
+          <w:sz w:val="19"/>
+          <w:szCs w:val="19"/>
+        </w:rPr>
+        <w:br/>
+        <w:t xml:space="preserve">Mi afirmación es ___.</w:t>
+      </w:r>
+    </w:p>
+    <w:p>
+      <w:pPr>
+        <w:spacing w:after="60"/>
+      </w:pPr>
+      <w:r>
+        <w:rPr>
+          <w:color w:val="1A2733"/>
+          <w:sz w:val="21"/>
+          <w:szCs w:val="21"/>
+        </w:rPr>
+        <w:t xml:space="preserve">I know because ___.</w:t>
+      </w:r>
+      <w:r>
+        <w:rPr>
+          <w:i/>
+          <w:iCs/>
+          <w:color w:val="5F6F80"/>
+          <w:sz w:val="19"/>
+          <w:szCs w:val="19"/>
+        </w:rPr>
+        <w:br/>
+        <w:t xml:space="preserve">Lo sé porque ___.</w:t>
+      </w:r>
+    </w:p>
+    <w:p>
+      <w:pPr>
+        <w:spacing w:after="60"/>
+      </w:pPr>
+      <w:r>
+        <w:rPr>
+          <w:color w:val="1A2733"/>
+          <w:sz w:val="21"/>
+          <w:szCs w:val="21"/>
+        </w:rPr>
+        <w:t xml:space="preserve">So ___.</w:t>
+      </w:r>
+      <w:r>
+        <w:rPr>
+          <w:i/>
+          <w:iCs/>
+          <w:color w:val="5F6F80"/>
+          <w:sz w:val="19"/>
+          <w:szCs w:val="19"/>
+        </w:rPr>
+        <w:br/>
+        <w:t xml:space="preserve">Entonces ___.</w:t>
+      </w:r>
+    </w:p>
+    <w:tbl>
+      <w:tblPr>
+        <w:tblW w:type="pct" w:w="100%"/>
+        <w:tblBorders>
+          <w:top w:val="single" w:color="C7D2DD" w:sz="6"/>
+          <w:left w:val="single" w:color="C7D2DD" w:sz="6"/>
+          <w:bottom w:val="single" w:color="C7D2DD" w:sz="6"/>
+          <w:right w:val="single" w:color="C7D2DD" w:sz="6"/>
+          <w:insideH w:val="single" w:color="auto" w:sz="4"/>
+          <w:insideV w:val="single" w:color="auto" w:sz="4"/>
+        </w:tblBorders>
+      </w:tblPr>
+      <w:tblGrid>
+        <w:gridCol w:w="100"/>
+      </w:tblGrid>
+      <w:tr>
+        <w:tc>
+          <w:tcPr>
+            <w:shd w:fill="FBF3E2" w:color="auto" w:val="clear"/>
+            <w:tcMar>
+              <w:top w:type="dxa" w:w="60"/>
+              <w:left w:type="dxa" w:w="120"/>
+              <w:bottom w:type="dxa" w:w="60"/>
+              <w:right w:type="dxa" w:w="120"/>
+            </w:tcMar>
+          </w:tcPr>
+          <w:p>
+            <w:pPr>
+              <w:spacing w:after="0" w:line="320"/>
+            </w:pPr>
+            <w:r>
+              <w:t xml:space="preserve"/>
+            </w:r>
+          </w:p>
+          <w:p>
+            <w:pPr>
+              <w:spacing w:after="0" w:line="320"/>
+            </w:pPr>
+            <w:r>
+              <w:t xml:space="preserve"/>
+            </w:r>
+          </w:p>
+          <w:p>
+            <w:pPr>
+              <w:spacing w:after="0" w:line="320"/>
+            </w:pPr>
+            <w:r>
+              <w:t xml:space="preserve"/>
+            </w:r>
+          </w:p>
+        </w:tc>
+      </w:tr>
+    </w:tbl>
+    <w:p>
+      <w:pPr>
+        <w:pStyle w:val="Heading2"/>
+        <w:spacing w:after="80" w:before="180"/>
+      </w:pPr>
+      <w:r>
+        <w:rPr>
+          <w:b/>
+          <w:bCs/>
+          <w:color w:val="12355B"/>
+          <w:sz w:val="24"/>
+          <w:szCs w:val="24"/>
+        </w:rPr>
+        <w:t xml:space="preserve">Explain</w:t>
+      </w:r>
+      <w:r>
+        <w:rPr>
+          <w:i/>
+          <w:iCs/>
+          <w:color w:val="B97A12"/>
+          <w:sz w:val="19"/>
+          <w:szCs w:val="19"/>
+        </w:rPr>
+        <w:t xml:space="preserve">   Light language support</w:t>
+      </w:r>
+    </w:p>
+    <w:p>
+      <w:pPr>
+        <w:spacing w:after="60"/>
+      </w:pPr>
+      <w:r>
+        <w:rPr>
+          <w:color w:val="1A2733"/>
+          <w:sz w:val="21"/>
+          <w:szCs w:val="21"/>
+        </w:rPr>
+        <w:t xml:space="preserve">Write a claim, give math evidence, and explain your reasoning.</w:t>
+      </w:r>
+      <w:r>
+        <w:rPr>
+          <w:i/>
+          <w:iCs/>
+          <w:color w:val="5F6F80"/>
+          <w:sz w:val="19"/>
+          <w:szCs w:val="19"/>
+        </w:rPr>
+        <w:br/>
+        <w:t xml:space="preserve">Escribe una afirmación, da evidencia matemática y explica tu razonamiento.</w:t>
+      </w:r>
+    </w:p>
+    <w:p>
+      <w:pPr>
+        <w:spacing w:after="60"/>
+      </w:pPr>
+      <w:r>
+        <w:rPr>
+          <w:color w:val="1A2733"/>
+          <w:sz w:val="21"/>
+          <w:szCs w:val="21"/>
+        </w:rPr>
+        <w:t xml:space="preserve">My claim is ___.</w:t>
+      </w:r>
+      <w:r>
+        <w:rPr>
+          <w:i/>
+          <w:iCs/>
+          <w:color w:val="5F6F80"/>
+          <w:sz w:val="19"/>
+          <w:szCs w:val="19"/>
+        </w:rPr>
+        <w:br/>
+        <w:t xml:space="preserve">Mi afirmación es ___.</w:t>
+      </w:r>
+    </w:p>
+    <w:p>
+      <w:pPr>
+        <w:spacing w:after="60"/>
+      </w:pPr>
+      <w:r>
+        <w:rPr>
+          <w:color w:val="1A2733"/>
+          <w:sz w:val="21"/>
+          <w:szCs w:val="21"/>
+        </w:rPr>
+        <w:t xml:space="preserve">My math evidence is ___.</w:t>
+      </w:r>
+      <w:r>
+        <w:rPr>
+          <w:i/>
+          <w:iCs/>
+          <w:color w:val="5F6F80"/>
+          <w:sz w:val="19"/>
+          <w:szCs w:val="19"/>
+        </w:rPr>
+        <w:br/>
+        <w:t xml:space="preserve">Mi evidencia matemática es ___.</w:t>
+      </w:r>
+    </w:p>
+    <w:p>
+      <w:pPr>
+        <w:spacing w:after="60"/>
+      </w:pPr>
+      <w:r>
+        <w:rPr>
+          <w:color w:val="1A2733"/>
+          <w:sz w:val="21"/>
+          <w:szCs w:val="21"/>
+        </w:rPr>
+        <w:t xml:space="preserve">This proves ___ because ___.</w:t>
+      </w:r>
+      <w:r>
+        <w:rPr>
+          <w:i/>
+          <w:iCs/>
+          <w:color w:val="5F6F80"/>
+          <w:sz w:val="19"/>
+          <w:szCs w:val="19"/>
+        </w:rPr>
+        <w:br/>
+        <w:t xml:space="preserve">Esto demuestra ___ porque ___.</w:t>
+      </w:r>
+    </w:p>
+    <w:tbl>
+      <w:tblPr>
+        <w:tblW w:type="pct" w:w="100%"/>
+        <w:tblBorders>
+          <w:top w:val="single" w:color="C7D2DD" w:sz="6"/>
+          <w:left w:val="single" w:color="C7D2DD" w:sz="6"/>
+          <w:bottom w:val="single" w:color="C7D2DD" w:sz="6"/>
+          <w:right w:val="single" w:color="C7D2DD" w:sz="6"/>
+          <w:insideH w:val="single" w:color="auto" w:sz="4"/>
+          <w:insideV w:val="single" w:color="auto" w:sz="4"/>
+        </w:tblBorders>
+      </w:tblPr>
+      <w:tblGrid>
+        <w:gridCol w:w="100"/>
+      </w:tblGrid>
+      <w:tr>
+        <w:tc>
+          <w:tcPr>
+            <w:shd w:fill="FBF3E2" w:color="auto" w:val="clear"/>
+            <w:tcMar>
+              <w:top w:type="dxa" w:w="60"/>
+              <w:left w:type="dxa" w:w="120"/>
+              <w:bottom w:type="dxa" w:w="60"/>
+              <w:right w:type="dxa" w:w="120"/>
+            </w:tcMar>
+          </w:tcPr>
+          <w:p>
+            <w:pPr>
+              <w:spacing w:after="0" w:line="320"/>
+            </w:pPr>
+            <w:r>
+              <w:t xml:space="preserve"/>
+            </w:r>
+          </w:p>
+          <w:p>
+            <w:pPr>
+              <w:spacing w:after="0" w:line="320"/>
+            </w:pPr>
+            <w:r>
+              <w:t xml:space="preserve"/>
+            </w:r>
+          </w:p>
+          <w:p>
+            <w:pPr>
+              <w:spacing w:after="0" w:line="320"/>
+            </w:pPr>
+            <w:r>
+              <w:t xml:space="preserve"/>
+            </w:r>
+          </w:p>
+          <w:p>
+            <w:pPr>
+              <w:spacing w:after="0" w:line="320"/>
+            </w:pPr>
+            <w:r>
+              <w:t xml:space="preserve"/>
+            </w:r>
+          </w:p>
+          <w:p>
+            <w:pPr>
+              <w:spacing w:after="0" w:line="320"/>
+            </w:pPr>
+            <w:r>
+              <w:t xml:space="preserve"/>
+            </w:r>
+          </w:p>
+        </w:tc>
+      </w:tr>
+    </w:tbl>
+    <w:p>
+      <w:pPr>
+        <w:pStyle w:val="Heading2"/>
+        <w:spacing w:after="80" w:before="180"/>
+      </w:pPr>
+      <w:r>
+        <w:rPr>
+          <w:b/>
+          <w:bCs/>
+          <w:color w:val="12355B"/>
+          <w:sz w:val="24"/>
+          <w:szCs w:val="24"/>
+        </w:rPr>
+        <w:t xml:space="preserve">4. Check Your Explanation</w:t>
+      </w:r>
+      <w:r>
+        <w:rPr>
+          <w:i/>
+          <w:iCs/>
+          <w:color w:val="1FA6A2"/>
+          <w:sz w:val="19"/>
+          <w:szCs w:val="19"/>
+        </w:rPr>
+        <w:t xml:space="preserve">   five quick checks</w:t>
+      </w:r>
+    </w:p>
+    <w:p>
+      <w:pPr>
+        <w:spacing w:after="80"/>
+      </w:pPr>
+      <w:r>
+        <w:rPr>
+          <w:b/>
+          <w:bCs/>
+          <w:color w:val="1FA6A2"/>
+          <w:sz w:val="22"/>
+          <w:szCs w:val="22"/>
+        </w:rPr>
+        <w:t xml:space="preserve">☐  </w:t>
+      </w:r>
+      <w:r>
+        <w:rPr>
+          <w:sz w:val="20"/>
+          <w:szCs w:val="20"/>
+        </w:rPr>
+        <w:t xml:space="preserve">I answered the question.</w:t>
+      </w:r>
+      <w:r>
+        <w:rPr>
+          <w:i/>
+          <w:iCs/>
+          <w:color w:val="5F6F80"/>
+          <w:sz w:val="18"/>
+          <w:szCs w:val="18"/>
+        </w:rPr>
+        <w:br/>
+        <w:t xml:space="preserve">Respondí la pregunta.</w:t>
+      </w:r>
+    </w:p>
+    <w:p>
+      <w:pPr>
+        <w:spacing w:after="80"/>
+      </w:pPr>
+      <w:r>
+        <w:rPr>
+          <w:b/>
+          <w:bCs/>
+          <w:color w:val="1FA6A2"/>
+          <w:sz w:val="22"/>
+          <w:szCs w:val="22"/>
+        </w:rPr>
+        <w:t xml:space="preserve">☐  </w:t>
+      </w:r>
+      <w:r>
+        <w:rPr>
+          <w:sz w:val="20"/>
+          <w:szCs w:val="20"/>
+        </w:rPr>
+        <w:t xml:space="preserve">I used math evidence: numbers, an equation, a model, or a comparison.</w:t>
+      </w:r>
+      <w:r>
+        <w:rPr>
+          <w:i/>
+          <w:iCs/>
+          <w:color w:val="5F6F80"/>
+          <w:sz w:val="18"/>
+          <w:szCs w:val="18"/>
+        </w:rPr>
+        <w:br/>
+        <w:t xml:space="preserve">Usé evidencia matemática: números, una ecuación, un modelo o una comparación.</w:t>
+      </w:r>
+    </w:p>
+    <w:p>
+      <w:pPr>
+        <w:spacing w:after="80"/>
+      </w:pPr>
+      <w:r>
+        <w:rPr>
+          <w:b/>
+          <w:bCs/>
+          <w:color w:val="1FA6A2"/>
+          <w:sz w:val="22"/>
+          <w:szCs w:val="22"/>
+        </w:rPr>
+        <w:t xml:space="preserve">☐  </w:t>
+      </w:r>
+      <w:r>
+        <w:rPr>
+          <w:sz w:val="20"/>
+          <w:szCs w:val="20"/>
+        </w:rPr>
+        <w:t xml:space="preserve">I explained how the evidence proves my answer.</w:t>
+      </w:r>
+      <w:r>
+        <w:rPr>
+          <w:i/>
+          <w:iCs/>
+          <w:color w:val="5F6F80"/>
+          <w:sz w:val="18"/>
+          <w:szCs w:val="18"/>
+        </w:rPr>
+        <w:br/>
+        <w:t xml:space="preserve">Expliqué cómo la evidencia demuestra mi respuesta.</w:t>
+      </w:r>
+    </w:p>
+    <w:p>
+      <w:pPr>
+        <w:spacing w:after="80"/>
+      </w:pPr>
+      <w:r>
+        <w:rPr>
+          <w:b/>
+          <w:bCs/>
+          <w:color w:val="1FA6A2"/>
+          <w:sz w:val="22"/>
+          <w:szCs w:val="22"/>
+        </w:rPr>
+        <w:t xml:space="preserve">☐  </w:t>
+      </w:r>
+      <w:r>
+        <w:rPr>
+          <w:sz w:val="20"/>
+          <w:szCs w:val="20"/>
+        </w:rPr>
+        <w:t xml:space="preserve">I used at least two math words.</w:t>
+      </w:r>
+      <w:r>
+        <w:rPr>
+          <w:i/>
+          <w:iCs/>
+          <w:color w:val="5F6F80"/>
+          <w:sz w:val="18"/>
+          <w:szCs w:val="18"/>
+        </w:rPr>
+        <w:br/>
+        <w:t xml:space="preserve">Usé por lo menos dos palabras matemáticas.</w:t>
+      </w:r>
+    </w:p>
+    <w:p>
+      <w:pPr>
+        <w:spacing w:after="80"/>
+      </w:pPr>
+      <w:r>
+        <w:rPr>
+          <w:b/>
+          <w:bCs/>
+          <w:color w:val="1FA6A2"/>
+          <w:sz w:val="22"/>
+          <w:szCs w:val="22"/>
+        </w:rPr>
+        <w:t xml:space="preserve">☐  </w:t>
+      </w:r>
+      <w:r>
+        <w:rPr>
+          <w:sz w:val="20"/>
+          <w:szCs w:val="20"/>
+        </w:rPr>
+        <w:t xml:space="preserve">I reread complete sentences and punctuation.</w:t>
+      </w:r>
+      <w:r>
+        <w:rPr>
+          <w:i/>
+          <w:iCs/>
+          <w:color w:val="5F6F80"/>
+          <w:sz w:val="18"/>
+          <w:szCs w:val="18"/>
+        </w:rPr>
+        <w:br/>
+        <w:t xml:space="preserve">Volví a leer mis oraciones completas y la puntuación.</w:t>
+      </w:r>
+    </w:p>
+    <w:p>
+      <w:pPr>
+        <w:pStyle w:val="Heading1"/>
+        <w:pageBreakBefore/>
+        <w:pBdr>
+          <w:bottom w:val="single" w:color="1FA6A2" w:sz="14" w:space="6"/>
+        </w:pBdr>
+        <w:spacing w:after="140" w:before="0"/>
+      </w:pPr>
+      <w:r>
+        <w:rPr>
+          <w:b/>
+          <w:bCs/>
+          <w:color w:val="12355B"/>
+          <w:sz w:val="30"/>
+          <w:szCs w:val="30"/>
+        </w:rPr>
+        <w:t xml:space="preserve">Worked Example</w:t>
+      </w:r>
+    </w:p>
+    <w:p>
+      <w:pPr>
+        <w:pStyle w:val="Heading2"/>
+        <w:spacing w:after="80" w:before="180"/>
+      </w:pPr>
+      <w:r>
+        <w:rPr>
+          <w:b/>
+          <w:bCs/>
+          <w:color w:val="12355B"/>
+          <w:sz w:val="24"/>
+          <w:szCs w:val="24"/>
+        </w:rPr>
+        <w:t xml:space="preserve">Watch &amp; Read</w:t>
+      </w:r>
+      <w:r>
+        <w:rPr>
+          <w:i/>
+          <w:iCs/>
+          <w:color w:val="1FA6A2"/>
+          <w:sz w:val="19"/>
+          <w:szCs w:val="19"/>
+        </w:rPr>
+        <w:t xml:space="preserve">   I Do — follow along with your teacher</w:t>
+      </w:r>
+    </w:p>
+    <w:tbl>
+      <w:tblPr>
+        <w:tblW w:type="pct" w:w="100%"/>
+        <w:tblBorders>
+          <w:top w:val="single" w:color="1FA6A2" w:sz="8"/>
+          <w:left w:val="single" w:color="1FA6A2" w:sz="8"/>
+          <w:bottom w:val="single" w:color="1FA6A2" w:sz="8"/>
+          <w:right w:val="single" w:color="1FA6A2" w:sz="8"/>
+          <w:insideH w:val="single" w:color="auto" w:sz="4"/>
+          <w:insideV w:val="single" w:color="auto" w:sz="4"/>
+        </w:tblBorders>
+      </w:tblPr>
+      <w:tblGrid>
+        <w:gridCol w:w="100"/>
+      </w:tblGrid>
+      <w:tr>
+        <w:tc>
+          <w:tcPr>
+            <w:shd w:fill="E6F4F3" w:color="auto" w:val="clear"/>
+            <w:tcMar>
+              <w:top w:type="dxa" w:w="120"/>
+              <w:left w:type="dxa" w:w="180"/>
+              <w:bottom w:type="dxa" w:w="120"/>
+              <w:right w:type="dxa" w:w="180"/>
+            </w:tcMar>
+          </w:tcPr>
+          <w:p>
+            <w:pPr>
+              <w:spacing w:after="60"/>
+            </w:pPr>
+            <w:r>
+              <w:rPr>
+                <w:b/>
+                <w:bCs/>
+                <w:color w:val="12355B"/>
+                <w:sz w:val="22"/>
+                <w:szCs w:val="22"/>
+              </w:rPr>
+              <w:t xml:space="preserve">Time Capsule Project</w:t>
+            </w:r>
+          </w:p>
+          <w:p>
+            <w:pPr>
+              <w:spacing w:after="0"/>
+            </w:pPr>
+            <w:r>
+              <w:rPr>
+                <w:sz w:val="21"/>
+                <w:szCs w:val="21"/>
+              </w:rPr>
+              <w:t xml:space="preserve">Your team is building time capsule containers to store class memories. Each container is a rectangular prism, and you need to figure out how much each one can hold. That means calculating the volume using whole number dimensions!</w:t>
+            </w:r>
+          </w:p>
+        </w:tc>
+      </w:tr>
+    </w:tbl>
+    <w:p>
+      <w:pPr>
+        <w:spacing w:after="80"/>
+      </w:pPr>
+      <w:r>
+        <w:t xml:space="preserve"/>
+      </w:r>
+    </w:p>
+    <w:p>
+      <w:pPr>
+        <w:spacing w:after="50" w:before="60"/>
+      </w:pPr>
+      <w:r>
+        <w:rPr>
+          <w:b/>
+          <w:bCs/>
+          <w:color w:val="12355B"/>
+          <w:sz w:val="21"/>
+          <w:szCs w:val="21"/>
+        </w:rPr>
+        <w:t xml:space="preserve">Think about:</w:t>
+      </w:r>
+    </w:p>
+    <w:p>
+      <w:pPr>
+        <w:spacing w:after="40"/>
+        <w:ind w:left="300"/>
+      </w:pPr>
+      <w:r>
+        <w:rPr>
+          <w:sz w:val="20"/>
+          <w:szCs w:val="20"/>
+        </w:rPr>
+        <w:t xml:space="preserve">•  What three measurements do you need to find the volume of a box?</w:t>
+      </w:r>
+    </w:p>
+    <w:p>
+      <w:pPr>
+        <w:spacing w:after="40"/>
+        <w:ind w:left="300"/>
+      </w:pPr>
+      <w:r>
+        <w:rPr>
+          <w:sz w:val="20"/>
+          <w:szCs w:val="20"/>
+        </w:rPr>
+        <w:t xml:space="preserve">•  What does volume tell us about a container?</w:t>
+      </w:r>
+    </w:p>
+    <w:p>
+      <w:pPr>
+        <w:spacing w:after="40"/>
+        <w:ind w:left="300"/>
+      </w:pPr>
+      <w:r>
+        <w:rPr>
+          <w:sz w:val="20"/>
+          <w:szCs w:val="20"/>
+        </w:rPr>
+        <w:t xml:space="preserve">•  How is volume different from the area of one face?</w:t>
+      </w:r>
+    </w:p>
+    <w:p>
+      <w:pPr>
+        <w:spacing w:after="40"/>
+        <w:ind w:left="300"/>
+      </w:pPr>
+      <w:r>
+        <w:rPr>
+          <w:sz w:val="20"/>
+          <w:szCs w:val="20"/>
+        </w:rPr>
+        <w:t xml:space="preserve">•  If two containers have the same volume, must they have the same shape?</w:t>
+      </w:r>
+    </w:p>
+    <w:p>
+      <w:pPr>
+        <w:spacing w:after="40"/>
+        <w:ind w:left="300"/>
+      </w:pPr>
+      <w:r>
+        <w:rPr>
+          <w:sz w:val="20"/>
+          <w:szCs w:val="20"/>
+        </w:rPr>
+        <w:t xml:space="preserve">•  What happens to the volume if you double just one dimension?</w:t>
+      </w:r>
+    </w:p>
+    <w:p>
+      <w:pPr>
+        <w:pStyle w:val="Heading2"/>
+        <w:spacing w:after="80" w:before="180"/>
+      </w:pPr>
+      <w:r>
+        <w:rPr>
+          <w:b/>
+          <w:bCs/>
+          <w:color w:val="12355B"/>
+          <w:sz w:val="24"/>
+          <w:szCs w:val="24"/>
+        </w:rPr>
+        <w:t xml:space="preserve">Solved Example</w:t>
+      </w:r>
+      <w:r>
+        <w:rPr>
+          <w:i/>
+          <w:iCs/>
+          <w:color w:val="1FA6A2"/>
+          <w:sz w:val="19"/>
+          <w:szCs w:val="19"/>
+        </w:rPr>
+        <w:t xml:space="preserve">   I Do — watch each step</w:t>
+      </w:r>
+    </w:p>
+    <w:p>
+      <w:pPr>
+        <w:keepNext/>
+        <w:spacing w:after="40"/>
+      </w:pPr>
+      <w:r>
+        <w:rPr>
+          <w:b/>
+          <w:bCs/>
+          <w:color w:val="12355B"/>
+          <w:sz w:val="21"/>
+          <w:szCs w:val="21"/>
+        </w:rPr>
+        <w:t xml:space="preserve">Problem:  </w:t>
+      </w:r>
+      <w:r>
+        <w:rPr>
+          <w:sz w:val="21"/>
+          <w:szCs w:val="21"/>
+        </w:rPr>
+        <w:t xml:space="preserve">What is the volume of a rectangular prism with l = 7 in, w = 3 in, h = 4 in?</w:t>
+      </w:r>
+    </w:p>
+    <w:p>
+      <w:pPr>
+        <w:spacing w:after="30"/>
+        <w:ind w:left="420"/>
+      </w:pPr>
+      <w:r>
+        <w:rPr>
+          <w:sz w:val="20"/>
+          <w:szCs w:val="20"/>
+        </w:rPr>
+        <w:t xml:space="preserve">A)  84 in³</w:t>
+      </w:r>
+    </w:p>
+    <w:p>
+      <w:pPr>
+        <w:spacing w:after="30"/>
+        <w:ind w:left="420"/>
+      </w:pPr>
+      <w:r>
+        <w:rPr>
+          <w:sz w:val="20"/>
+          <w:szCs w:val="20"/>
+        </w:rPr>
+        <w:t xml:space="preserve">B)  14 in³</w:t>
+      </w:r>
+    </w:p>
+    <w:p>
+      <w:pPr>
+        <w:spacing w:after="30"/>
+        <w:ind w:left="420"/>
+      </w:pPr>
+      <w:r>
+        <w:rPr>
+          <w:sz w:val="20"/>
+          <w:szCs w:val="20"/>
+        </w:rPr>
+        <w:t xml:space="preserve">C)  84 in²</w:t>
+      </w:r>
+    </w:p>
+    <w:p>
+      <w:pPr>
+        <w:spacing w:after="30"/>
+        <w:ind w:left="420"/>
+      </w:pPr>
+      <w:r>
+        <w:rPr>
+          <w:sz w:val="20"/>
+          <w:szCs w:val="20"/>
+        </w:rPr>
+        <w:t xml:space="preserve">D)  42 in³</w:t>
+      </w:r>
+    </w:p>
+    <w:p>
+      <w:pPr>
+        <w:spacing w:after="20" w:before="50"/>
+      </w:pPr>
+      <w:r>
+        <w:rPr>
+          <w:b/>
+          <w:bCs/>
+          <w:color w:val="1FA6A2"/>
+          <w:sz w:val="21"/>
+          <w:szCs w:val="21"/>
+        </w:rPr>
+        <w:t xml:space="preserve">Step 1:  </w:t>
+      </w:r>
+      <w:r>
+        <w:rPr>
+          <w:sz w:val="21"/>
+          <w:szCs w:val="21"/>
+        </w:rPr>
+        <w:t xml:space="preserve">V = l × w × h = 7 × 3 × 4 = 84 cubic inches.</w:t>
+      </w:r>
+    </w:p>
+    <w:p>
+      <w:pPr>
+        <w:spacing w:after="40" w:before="60"/>
+      </w:pPr>
+      <w:r>
+        <w:rPr>
+          <w:b/>
+          <w:bCs/>
+          <w:color w:val="12355B"/>
+          <w:sz w:val="21"/>
+          <w:szCs w:val="21"/>
+        </w:rPr>
+        <w:t xml:space="preserve">Answer:  </w:t>
+      </w:r>
+      <w:r>
+        <w:rPr>
+          <w:b/>
+          <w:bCs/>
+          <w:sz w:val="21"/>
+          <w:szCs w:val="21"/>
+        </w:rPr>
+        <w:t xml:space="preserve">A. 84 in³</w:t>
+      </w:r>
+    </w:p>
+    <w:p>
+      <w:pPr>
+        <w:pStyle w:val="Heading1"/>
+        <w:pageBreakBefore/>
+        <w:pBdr>
+          <w:bottom w:val="single" w:color="1FA6A2" w:sz="14" w:space="6"/>
+        </w:pBdr>
+        <w:spacing w:after="140" w:before="0"/>
+      </w:pPr>
+      <w:r>
+        <w:rPr>
+          <w:b/>
+          <w:bCs/>
+          <w:color w:val="12355B"/>
+          <w:sz w:val="30"/>
+          <w:szCs w:val="30"/>
+        </w:rPr>
+        <w:t xml:space="preserve">Guided Practice</w:t>
+      </w:r>
+    </w:p>
+    <w:p>
+      <w:pPr>
+        <w:pStyle w:val="Heading2"/>
+        <w:spacing w:after="80" w:before="180"/>
+      </w:pPr>
+      <w:r>
+        <w:rPr>
+          <w:b/>
+          <w:bCs/>
+          <w:color w:val="12355B"/>
+          <w:sz w:val="24"/>
+          <w:szCs w:val="24"/>
+        </w:rPr>
+        <w:t xml:space="preserve">Solve Together</w:t>
+      </w:r>
+      <w:r>
+        <w:rPr>
+          <w:i/>
+          <w:iCs/>
+          <w:color w:val="6B4FA0"/>
+          <w:sz w:val="19"/>
+          <w:szCs w:val="19"/>
+        </w:rPr>
+        <w:t xml:space="preserve">   We Do — work with your class</w:t>
+      </w:r>
+    </w:p>
+    <w:p>
+      <w:pPr>
+        <w:keepNext/>
+        <w:spacing w:after="40" w:before="40"/>
+      </w:pPr>
+      <w:r>
+        <w:rPr>
+          <w:b/>
+          <w:bCs/>
+          <w:color w:val="12355B"/>
+          <w:sz w:val="21"/>
+          <w:szCs w:val="21"/>
+        </w:rPr>
+        <w:t xml:space="preserve">Problem:  </w:t>
+      </w:r>
+      <w:r>
+        <w:rPr>
+          <w:sz w:val="21"/>
+          <w:szCs w:val="21"/>
+        </w:rPr>
+        <w:t xml:space="preserve">A time capsule box has a volume of 120 cm³. Its length is 10 cm and width is 4 cm. What is its height?</w:t>
+      </w:r>
+    </w:p>
+    <w:p>
+      <w:pPr>
+        <w:spacing w:after="30"/>
+        <w:ind w:left="420"/>
+      </w:pPr>
+      <w:r>
+        <w:rPr>
+          <w:sz w:val="20"/>
+          <w:szCs w:val="20"/>
+        </w:rPr>
+        <w:t xml:space="preserve">A)  3 cm</w:t>
+      </w:r>
+    </w:p>
+    <w:p>
+      <w:pPr>
+        <w:spacing w:after="30"/>
+        <w:ind w:left="420"/>
+      </w:pPr>
+      <w:r>
+        <w:rPr>
+          <w:sz w:val="20"/>
+          <w:szCs w:val="20"/>
+        </w:rPr>
+        <w:t xml:space="preserve">B)  6 cm</w:t>
+      </w:r>
+    </w:p>
+    <w:p>
+      <w:pPr>
+        <w:spacing w:after="30"/>
+        <w:ind w:left="420"/>
+      </w:pPr>
+      <w:r>
+        <w:rPr>
+          <w:sz w:val="20"/>
+          <w:szCs w:val="20"/>
+        </w:rPr>
+        <w:t xml:space="preserve">C)  4 cm</w:t>
+      </w:r>
+    </w:p>
+    <w:p>
+      <w:pPr>
+        <w:spacing w:after="30"/>
+        <w:ind w:left="420"/>
+      </w:pPr>
+      <w:r>
+        <w:rPr>
+          <w:sz w:val="20"/>
+          <w:szCs w:val="20"/>
+        </w:rPr>
+        <w:t xml:space="preserve">D)  12 cm</w:t>
+      </w:r>
+    </w:p>
+    <w:p>
+      <w:pPr>
+        <w:keepNext/>
+        <w:spacing w:after="0" w:before="50"/>
+      </w:pPr>
+      <w:r>
+        <w:rPr>
+          <w:b/>
+          <w:bCs/>
+          <w:color w:val="6B4FA0"/>
+          <w:sz w:val="21"/>
+          <w:szCs w:val="21"/>
+        </w:rPr>
+        <w:t xml:space="preserve">Step 1:</w:t>
+      </w:r>
+    </w:p>
+    <w:p>
+      <w:pPr>
+        <w:pBdr>
+          <w:bottom w:val="single" w:color="AFBECC" w:sz="6"/>
+        </w:pBdr>
+        <w:spacing w:after="30" w:before="150"/>
+      </w:pPr>
+      <w:r>
+        <w:t xml:space="preserve"/>
+      </w:r>
+    </w:p>
+    <w:p>
+      <w:pPr>
+        <w:keepNext/>
+        <w:spacing w:after="0" w:before="50"/>
+      </w:pPr>
+      <w:r>
+        <w:rPr>
+          <w:b/>
+          <w:bCs/>
+          <w:color w:val="6B4FA0"/>
+          <w:sz w:val="21"/>
+          <w:szCs w:val="21"/>
+        </w:rPr>
+        <w:t xml:space="preserve">Step 2:</w:t>
+      </w:r>
+    </w:p>
+    <w:p>
+      <w:pPr>
+        <w:pBdr>
+          <w:bottom w:val="single" w:color="AFBECC" w:sz="6"/>
+        </w:pBdr>
+        <w:spacing w:after="30" w:before="150"/>
+      </w:pPr>
+      <w:r>
+        <w:t xml:space="preserve"/>
+      </w:r>
+    </w:p>
+    <w:p>
+      <w:pPr>
+        <w:keepNext/>
+        <w:spacing w:after="0" w:before="60"/>
+      </w:pPr>
+      <w:r>
+        <w:rPr>
+          <w:b/>
+          <w:bCs/>
+          <w:color w:val="12355B"/>
+          <w:sz w:val="21"/>
+          <w:szCs w:val="21"/>
+        </w:rPr>
+        <w:t xml:space="preserve">Answer:</w:t>
+      </w:r>
+    </w:p>
+    <w:p>
+      <w:pPr>
+        <w:pBdr>
+          <w:bottom w:val="single" w:color="AFBECC" w:sz="6"/>
+        </w:pBdr>
+        <w:spacing w:after="30" w:before="150"/>
+      </w:pPr>
+      <w:r>
+        <w:t xml:space="preserve"/>
+      </w:r>
+    </w:p>
+    <w:p>
+      <w:pPr>
+        <w:spacing w:after="80"/>
+      </w:pPr>
+      <w:r>
+        <w:t xml:space="preserve"/>
+      </w:r>
+    </w:p>
+    <w:tbl>
+      <w:tblPr>
+        <w:tblW w:type="pct" w:w="100%"/>
+        <w:tblBorders>
+          <w:top w:val="single" w:color="BBD0DE" w:sz="8"/>
+          <w:left w:val="single" w:color="BBD0DE" w:sz="8"/>
+          <w:bottom w:val="single" w:color="BBD0DE" w:sz="8"/>
+          <w:right w:val="single" w:color="BBD0DE" w:sz="8"/>
+          <w:insideH w:val="single" w:color="auto" w:sz="4"/>
+          <w:insideV w:val="single" w:color="auto" w:sz="4"/>
+        </w:tblBorders>
+      </w:tblPr>
+      <w:tblGrid>
+        <w:gridCol w:w="100"/>
+      </w:tblGrid>
+      <w:tr>
+        <w:tc>
+          <w:tcPr>
+            <w:shd w:fill="EEF4F8" w:color="auto" w:val="clear"/>
+            <w:tcMar>
+              <w:top w:type="dxa" w:w="120"/>
+              <w:left w:type="dxa" w:w="180"/>
+              <w:bottom w:type="dxa" w:w="120"/>
+              <w:right w:type="dxa" w:w="180"/>
+            </w:tcMar>
+          </w:tcPr>
+          <w:p>
+            <w:pPr>
               <w:spacing w:after="60"/>
             </w:pPr>
             <w:r>
@@ -3445,6 +4741,97 @@
           <w:szCs w:val="19"/>
         </w:rPr>
         <w:t xml:space="preserve">  — V = 11 × 5 × 4 = 220 cubic inches. Remember: volume uses cubic units (in³).</w:t>
+      </w:r>
+    </w:p>
+    <w:p>
+      <w:pPr>
+        <w:pStyle w:val="Heading2"/>
+        <w:spacing w:after="80" w:before="180"/>
+      </w:pPr>
+      <w:r>
+        <w:rPr>
+          <w:b/>
+          <w:bCs/>
+          <w:color w:val="12355B"/>
+          <w:sz w:val="24"/>
+          <w:szCs w:val="24"/>
+        </w:rPr>
+        <w:t xml:space="preserve">Math Writing Criteria</w:t>
+      </w:r>
+    </w:p>
+    <w:p>
+      <w:pPr>
+        <w:spacing w:after="100"/>
+      </w:pPr>
+      <w:r>
+        <w:rPr>
+          <w:i/>
+          <w:iCs/>
+          <w:color w:val="5F6F80"/>
+          <w:sz w:val="19"/>
+          <w:szCs w:val="19"/>
+        </w:rPr>
+        <w:t xml:space="preserve">The support level changes the amount of language scaffolding, not the mathematical expectation.</w:t>
+      </w:r>
+    </w:p>
+    <w:p>
+      <w:pPr>
+        <w:spacing w:after="80"/>
+      </w:pPr>
+      <w:r>
+        <w:rPr>
+          <w:sz w:val="20"/>
+          <w:szCs w:val="20"/>
+        </w:rPr>
+        <w:t xml:space="preserve">☐  I answered the question.</w:t>
+      </w:r>
+    </w:p>
+    <w:p>
+      <w:pPr>
+        <w:spacing w:after="80"/>
+      </w:pPr>
+      <w:r>
+        <w:rPr>
+          <w:sz w:val="20"/>
+          <w:szCs w:val="20"/>
+        </w:rPr>
+        <w:t xml:space="preserve">☐  I used math evidence: numbers, an equation, a model, or a comparison.</w:t>
+      </w:r>
+    </w:p>
+    <w:p>
+      <w:pPr>
+        <w:spacing w:after="80"/>
+      </w:pPr>
+      <w:r>
+        <w:rPr>
+          <w:sz w:val="20"/>
+          <w:szCs w:val="20"/>
+        </w:rPr>
+        <w:t xml:space="preserve">☐  I explained how the evidence proves my answer.</w:t>
+      </w:r>
+    </w:p>
+    <w:p>
+      <w:pPr>
+        <w:spacing w:after="80"/>
+      </w:pPr>
+      <w:r>
+        <w:rPr>
+          <w:sz w:val="20"/>
+          <w:szCs w:val="20"/>
+        </w:rPr>
+        <w:t xml:space="preserve">☐  I used at least two math words.</w:t>
+      </w:r>
+    </w:p>
+    <w:p>
+      <w:pPr>
+        <w:spacing w:after="80"/>
+      </w:pPr>
+      <w:r>
+        <w:rPr>
+          <w:sz w:val="20"/>
+          <w:szCs w:val="20"/>
+        </w:rPr>
+        <w:t xml:space="preserve">☐  I reread complete sentences and punctuation.</w:t>
       </w:r>
     </w:p>
     <w:sectPr>
